--- a/Lv2_簡易POSアプリ_設計仕様書_要求忠実版.docx
+++ b/Lv2_簡易POSアプリ_設計仕様書_要求忠実版.docx
@@ -5571,6 +5571,163 @@
     </w:p>
     <w:p>
       <w:pPr>
+        <w:spacing w:after="120"/>
+      </w:pPr>
+      <w:r>
+        <w:rPr>
+          <w:b/>
+          <w:bCs/>
+          <w:sz w:val="20"/>
+          <w:szCs w:val="20"/>
+        </w:rPr>
+        <w:t xml:space="preserve">値引き期間の判定に用いる「取引日（JST）」の生成元</w:t>
+      </w:r>
+      <w:r>
+        <w:rPr>
+          <w:sz w:val="20"/>
+          <w:szCs w:val="20"/>
+        </w:rPr>
+        <w:t xml:space="preserve">: </w:t>
+      </w:r>
+      <w:r>
+        <w:rPr>
+          <w:rFonts w:ascii="Consolas" w:cs="Consolas" w:eastAsia="Consolas" w:hAnsi="Consolas"/>
+          <w:sz w:val="20"/>
+          <w:szCs w:val="20"/>
+        </w:rPr>
+        <w:t xml:space="preserve">start_date &lt;= 取引日 &lt;= end_date</w:t>
+      </w:r>
+      <w:r>
+        <w:rPr>
+          <w:sz w:val="20"/>
+          <w:szCs w:val="20"/>
+        </w:rPr>
+        <w:t xml:space="preserve">（end_date は当日を含む）の取引日は、</w:t>
+      </w:r>
+      <w:r>
+        <w:rPr>
+          <w:b/>
+          <w:bCs/>
+          <w:sz w:val="20"/>
+          <w:szCs w:val="20"/>
+        </w:rPr>
+        <w:t xml:space="preserve">Backend の `PricingService` が 1 箇所で生成する</w:t>
+      </w:r>
+      <w:r>
+        <w:rPr>
+          <w:sz w:val="20"/>
+          <w:szCs w:val="20"/>
+        </w:rPr>
+        <w:t xml:space="preserve">。現在時刻を UTC で 1 回取得し（</w:t>
+      </w:r>
+      <w:r>
+        <w:rPr>
+          <w:rFonts w:ascii="Consolas" w:cs="Consolas" w:eastAsia="Consolas" w:hAnsi="Consolas"/>
+          <w:sz w:val="20"/>
+          <w:szCs w:val="20"/>
+        </w:rPr>
+        <w:t xml:space="preserve">Clock.now()</w:t>
+      </w:r>
+      <w:r>
+        <w:rPr>
+          <w:sz w:val="20"/>
+          <w:szCs w:val="20"/>
+        </w:rPr>
+        <w:t xml:space="preserve">）、</w:t>
+      </w:r>
+      <w:r>
+        <w:rPr>
+          <w:rFonts w:ascii="Consolas" w:cs="Consolas" w:eastAsia="Consolas" w:hAnsi="Consolas"/>
+          <w:sz w:val="20"/>
+          <w:szCs w:val="20"/>
+        </w:rPr>
+        <w:t xml:space="preserve">BUSINESS_TIMEZONE</w:t>
+      </w:r>
+      <w:r>
+        <w:rPr>
+          <w:sz w:val="20"/>
+          <w:szCs w:val="20"/>
+        </w:rPr>
+        <w:t xml:space="preserve">（Asia/Tokyo）へ変換した日付を用いる。</w:t>
+      </w:r>
+      <w:r>
+        <w:rPr>
+          <w:rFonts w:ascii="Consolas" w:cs="Consolas" w:eastAsia="Consolas" w:hAnsi="Consolas"/>
+          <w:sz w:val="20"/>
+          <w:szCs w:val="20"/>
+        </w:rPr>
+        <w:t xml:space="preserve">date.today()</w:t>
+      </w:r>
+      <w:r>
+        <w:rPr>
+          <w:sz w:val="20"/>
+          <w:szCs w:val="20"/>
+        </w:rPr>
+        <w:t xml:space="preserve">（サーバの TZ に依存）、SQL の</w:t>
+      </w:r>
+      <w:r>
+        <w:rPr>
+          <w:rFonts w:ascii="Consolas" w:cs="Consolas" w:eastAsia="Consolas" w:hAnsi="Consolas"/>
+          <w:sz w:val="20"/>
+          <w:szCs w:val="20"/>
+        </w:rPr>
+        <w:t xml:space="preserve">CURDATE()</w:t>
+      </w:r>
+      <w:r>
+        <w:rPr>
+          <w:sz w:val="20"/>
+          <w:szCs w:val="20"/>
+        </w:rPr>
+        <w:t xml:space="preserve"> / </w:t>
+      </w:r>
+      <w:r>
+        <w:rPr>
+          <w:rFonts w:ascii="Consolas" w:cs="Consolas" w:eastAsia="Consolas" w:hAnsi="Consolas"/>
+          <w:sz w:val="20"/>
+          <w:szCs w:val="20"/>
+        </w:rPr>
+        <w:t xml:space="preserve">NOW()</w:t>
+      </w:r>
+      <w:r>
+        <w:rPr>
+          <w:sz w:val="20"/>
+          <w:szCs w:val="20"/>
+        </w:rPr>
+        <w:t xml:space="preserve">（DB サーバの TZ に依存）、Frontend の時計は使わない。Azure のサーバは UTC で動くため、JST 0:00〜8:59 は </w:t>
+      </w:r>
+      <w:r>
+        <w:rPr>
+          <w:rFonts w:ascii="Consolas" w:cs="Consolas" w:eastAsia="Consolas" w:hAnsi="Consolas"/>
+          <w:sz w:val="20"/>
+          <w:szCs w:val="20"/>
+        </w:rPr>
+        <w:t xml:space="preserve">date.today()</w:t>
+      </w:r>
+      <w:r>
+        <w:rPr>
+          <w:sz w:val="20"/>
+          <w:szCs w:val="20"/>
+        </w:rPr>
+        <w:t xml:space="preserve"> が前日を返し、当日で終わる値引きが朝に効いてしまう。API-06 では取引時刻</w:t>
+      </w:r>
+      <w:r>
+        <w:rPr>
+          <w:rFonts w:ascii="Consolas" w:cs="Consolas" w:eastAsia="Consolas" w:hAnsi="Consolas"/>
+          <w:sz w:val="20"/>
+          <w:szCs w:val="20"/>
+        </w:rPr>
+        <w:t xml:space="preserve">transacted_at</w:t>
+      </w:r>
+      <w:r>
+        <w:rPr>
+          <w:sz w:val="20"/>
+          <w:szCs w:val="20"/>
+        </w:rPr>
+        <w:t xml:space="preserve"> を先に 1 回取得し、その同じ瞬間から取引日を作って判定と保存に用いる。API-05 の見積時とは取り直すため JST 0:00 をまたぐと値引きが変わり得るが、その場合は照合不一致（409）で Frontend に再表示させる。</w:t>
+      </w:r>
+    </w:p>
+    <w:p>
+      <w:pPr>
         <w:pStyle w:val="Heading2"/>
         <w:spacing w:after="120" w:before="200"/>
       </w:pPr>
@@ -6101,6 +6258,28 @@
                 <w:szCs w:val="18"/>
               </w:rPr>
               <w:t xml:space="preserve">DATE</w:t>
+            </w:r>
+            <w:r>
+              <w:rPr>
+                <w:sz w:val="18"/>
+                <w:szCs w:val="18"/>
+              </w:rPr>
+              <w:t xml:space="preserve">。DB 接続はセッションで </w:t>
+            </w:r>
+            <w:r>
+              <w:rPr>
+                <w:rFonts w:ascii="Consolas" w:cs="Consolas" w:eastAsia="Consolas" w:hAnsi="Consolas"/>
+                <w:sz w:val="18"/>
+                <w:szCs w:val="18"/>
+              </w:rPr>
+              <w:t xml:space="preserve">time_zone = '+00:00'</w:t>
+            </w:r>
+            <w:r>
+              <w:rPr>
+                <w:sz w:val="18"/>
+                <w:szCs w:val="18"/>
+              </w:rPr>
+              <w:t xml:space="preserve"> を明示し、日付の比較は Backend が作った取引日（6.1）をバインド変数で渡す（SQL 側で日付を生成しない）</w:t>
             </w:r>
           </w:p>
         </w:tc>
@@ -17921,6 +18100,33 @@
           <w:szCs w:val="20"/>
         </w:rPr>
         <w:t xml:space="preserve">。</w:t>
+      </w:r>
+    </w:p>
+    <w:p>
+      <w:pPr>
+        <w:spacing w:after="120"/>
+      </w:pPr>
+      <w:r>
+        <w:rPr>
+          <w:sz w:val="20"/>
+          <w:szCs w:val="20"/>
+        </w:rPr>
+        <w:t xml:space="preserve">前提: 判定に用いる「取引日（JST）」は、要求を受けた時点の UTC 現在時刻を 1 回取得し </w:t>
+      </w:r>
+      <w:r>
+        <w:rPr>
+          <w:rFonts w:ascii="Consolas" w:cs="Consolas" w:eastAsia="Consolas" w:hAnsi="Consolas"/>
+          <w:sz w:val="20"/>
+          <w:szCs w:val="20"/>
+        </w:rPr>
+        <w:t xml:space="preserve">BUSINESS_TIMEZONE</w:t>
+      </w:r>
+      <w:r>
+        <w:rPr>
+          <w:sz w:val="20"/>
+          <w:szCs w:val="20"/>
+        </w:rPr>
+        <w:t xml:space="preserve"> へ変換して作る（6.1）。</w:t>
       </w:r>
     </w:p>
     <w:p>
@@ -18782,7 +18988,23 @@
           <w:sz w:val="20"/>
           <w:szCs w:val="20"/>
         </w:rPr>
-        <w:t xml:space="preserve">処理順:</w:t>
+        <w:t xml:space="preserve">処理順（手順 2〜3 で用いる取引時刻と取引日は、手順 1 の後に </w:t>
+      </w:r>
+      <w:r>
+        <w:rPr>
+          <w:b/>
+          <w:bCs/>
+          <w:sz w:val="20"/>
+          <w:szCs w:val="20"/>
+        </w:rPr>
+        <w:t xml:space="preserve">1 回だけ</w:t>
+      </w:r>
+      <w:r>
+        <w:rPr>
+          <w:sz w:val="20"/>
+          <w:szCs w:val="20"/>
+        </w:rPr>
+        <w:t xml:space="preserve">取得した同じ瞬間の値とする。6.1）:</w:t>
       </w:r>
     </w:p>
     <w:p>
@@ -20389,7 +20611,127 @@
                 <w:sz w:val="18"/>
                 <w:szCs w:val="18"/>
               </w:rPr>
-              <w:t xml:space="preserve"> 有効税率・値引きの決定、明細と合計の算出。API-05 と API-06 の両方が使う</w:t>
+              <w:t xml:space="preserve"> 有効税率・値引きの決定、明細と合計の算出。API-05 と API-06 の両方が使う。取引日（JST）は </w:t>
+            </w:r>
+            <w:r>
+              <w:rPr>
+                <w:rFonts w:ascii="Consolas" w:cs="Consolas" w:eastAsia="Consolas" w:hAnsi="Consolas"/>
+                <w:sz w:val="18"/>
+                <w:szCs w:val="18"/>
+              </w:rPr>
+              <w:t xml:space="preserve">Clock</w:t>
+            </w:r>
+            <w:r>
+              <w:rPr>
+                <w:sz w:val="18"/>
+                <w:szCs w:val="18"/>
+              </w:rPr>
+              <w:t xml:space="preserve"> から得た UTC 時刻を変換して自身で作る（6.1）</w:t>
+            </w:r>
+          </w:p>
+        </w:tc>
+      </w:tr>
+      <w:tr>
+        <w:tc>
+          <w:tcPr>
+            <w:tcW w:type="dxa" w:w="1447"/>
+            <w:tcBorders>
+              <w:top w:val="single" w:color="999999" w:sz="4"/>
+              <w:left w:val="single" w:color="999999" w:sz="4"/>
+              <w:bottom w:val="single" w:color="999999" w:sz="4"/>
+              <w:right w:val="single" w:color="999999" w:sz="4"/>
+            </w:tcBorders>
+            <w:tcMar>
+              <w:top w:type="dxa" w:w="50"/>
+              <w:left w:type="dxa" w:w="80"/>
+              <w:bottom w:type="dxa" w:w="50"/>
+              <w:right w:type="dxa" w:w="80"/>
+            </w:tcMar>
+          </w:tcPr>
+          <w:p>
+            <w:pPr>
+              <w:spacing w:after="0"/>
+            </w:pPr>
+            <w:r>
+              <w:rPr>
+                <w:sz w:val="18"/>
+                <w:szCs w:val="18"/>
+              </w:rPr>
+              <w:t xml:space="preserve">Service</w:t>
+            </w:r>
+          </w:p>
+        </w:tc>
+        <w:tc>
+          <w:tcPr>
+            <w:tcW w:type="dxa" w:w="3776"/>
+            <w:tcBorders>
+              <w:top w:val="single" w:color="999999" w:sz="4"/>
+              <w:left w:val="single" w:color="999999" w:sz="4"/>
+              <w:bottom w:val="single" w:color="999999" w:sz="4"/>
+              <w:right w:val="single" w:color="999999" w:sz="4"/>
+            </w:tcBorders>
+            <w:tcMar>
+              <w:top w:type="dxa" w:w="50"/>
+              <w:left w:type="dxa" w:w="80"/>
+              <w:bottom w:type="dxa" w:w="50"/>
+              <w:right w:type="dxa" w:w="80"/>
+            </w:tcMar>
+          </w:tcPr>
+          <w:p>
+            <w:pPr>
+              <w:spacing w:after="0"/>
+            </w:pPr>
+            <w:r>
+              <w:rPr>
+                <w:rFonts w:ascii="Consolas" w:cs="Consolas" w:eastAsia="Consolas" w:hAnsi="Consolas"/>
+                <w:sz w:val="18"/>
+                <w:szCs w:val="18"/>
+              </w:rPr>
+              <w:t xml:space="preserve">Clock</w:t>
+            </w:r>
+          </w:p>
+        </w:tc>
+        <w:tc>
+          <w:tcPr>
+            <w:tcW w:type="dxa" w:w="3777"/>
+            <w:tcBorders>
+              <w:top w:val="single" w:color="999999" w:sz="4"/>
+              <w:left w:val="single" w:color="999999" w:sz="4"/>
+              <w:bottom w:val="single" w:color="999999" w:sz="4"/>
+              <w:right w:val="single" w:color="999999" w:sz="4"/>
+            </w:tcBorders>
+            <w:tcMar>
+              <w:top w:type="dxa" w:w="50"/>
+              <w:left w:type="dxa" w:w="80"/>
+              <w:bottom w:type="dxa" w:w="50"/>
+              <w:right w:type="dxa" w:w="80"/>
+            </w:tcMar>
+          </w:tcPr>
+          <w:p>
+            <w:pPr>
+              <w:spacing w:after="0"/>
+            </w:pPr>
+            <w:r>
+              <w:rPr>
+                <w:sz w:val="18"/>
+                <w:szCs w:val="18"/>
+              </w:rPr>
+              <w:t xml:space="preserve">現在時刻（UTC）を返すだけの依存。本番は </w:t>
+            </w:r>
+            <w:r>
+              <w:rPr>
+                <w:rFonts w:ascii="Consolas" w:cs="Consolas" w:eastAsia="Consolas" w:hAnsi="Consolas"/>
+                <w:sz w:val="18"/>
+                <w:szCs w:val="18"/>
+              </w:rPr>
+              <w:t xml:space="preserve">datetime.now(timezone.utc)</w:t>
+            </w:r>
+            <w:r>
+              <w:rPr>
+                <w:sz w:val="18"/>
+                <w:szCs w:val="18"/>
+              </w:rPr>
+              <w:t xml:space="preserve">、テストでは固定時刻を注入する。JST 0:00 前後（UTC 14:59:59 / 15:00:00）で値引きの適用・非適用が切り替わることを自動テストで検証する</w:t>
             </w:r>
           </w:p>
         </w:tc>
@@ -21047,10 +21389,10 @@
         </w:tblBorders>
       </w:tblPr>
       <w:tblGrid>
-        <w:gridCol w:w="2890"/>
-        <w:gridCol w:w="1642"/>
-        <w:gridCol w:w="1970"/>
-        <w:gridCol w:w="2498"/>
+        <w:gridCol w:w="2371"/>
+        <w:gridCol w:w="1347"/>
+        <w:gridCol w:w="3233"/>
+        <w:gridCol w:w="2049"/>
       </w:tblGrid>
       <w:tr>
         <w:trPr>
@@ -21058,7 +21400,7 @@
         </w:trPr>
         <w:tc>
           <w:tcPr>
-            <w:tcW w:type="dxa" w:w="2890"/>
+            <w:tcW w:type="dxa" w:w="2371"/>
             <w:tcBorders>
               <w:top w:val="single" w:color="999999" w:sz="4"/>
               <w:left w:val="single" w:color="999999" w:sz="4"/>
@@ -21090,7 +21432,7 @@
         </w:tc>
         <w:tc>
           <w:tcPr>
-            <w:tcW w:type="dxa" w:w="1642"/>
+            <w:tcW w:type="dxa" w:w="1347"/>
             <w:tcBorders>
               <w:top w:val="single" w:color="999999" w:sz="4"/>
               <w:left w:val="single" w:color="999999" w:sz="4"/>
@@ -21122,7 +21464,7 @@
         </w:tc>
         <w:tc>
           <w:tcPr>
-            <w:tcW w:type="dxa" w:w="1970"/>
+            <w:tcW w:type="dxa" w:w="3233"/>
             <w:tcBorders>
               <w:top w:val="single" w:color="999999" w:sz="4"/>
               <w:left w:val="single" w:color="999999" w:sz="4"/>
@@ -21154,7 +21496,7 @@
         </w:tc>
         <w:tc>
           <w:tcPr>
-            <w:tcW w:type="dxa" w:w="2498"/>
+            <w:tcW w:type="dxa" w:w="2049"/>
             <w:tcBorders>
               <w:top w:val="single" w:color="999999" w:sz="4"/>
               <w:left w:val="single" w:color="999999" w:sz="4"/>
@@ -21188,7 +21530,7 @@
       <w:tr>
         <w:tc>
           <w:tcPr>
-            <w:tcW w:type="dxa" w:w="2890"/>
+            <w:tcW w:type="dxa" w:w="2371"/>
             <w:tcBorders>
               <w:top w:val="single" w:color="999999" w:sz="4"/>
               <w:left w:val="single" w:color="999999" w:sz="4"/>
@@ -21217,7 +21559,7 @@
         </w:tc>
         <w:tc>
           <w:tcPr>
-            <w:tcW w:type="dxa" w:w="1642"/>
+            <w:tcW w:type="dxa" w:w="1347"/>
             <w:tcBorders>
               <w:top w:val="single" w:color="999999" w:sz="4"/>
               <w:left w:val="single" w:color="999999" w:sz="4"/>
@@ -21246,7 +21588,7 @@
         </w:tc>
         <w:tc>
           <w:tcPr>
-            <w:tcW w:type="dxa" w:w="1970"/>
+            <w:tcW w:type="dxa" w:w="3233"/>
             <w:tcBorders>
               <w:top w:val="single" w:color="999999" w:sz="4"/>
               <w:left w:val="single" w:color="999999" w:sz="4"/>
@@ -21275,7 +21617,7 @@
         </w:tc>
         <w:tc>
           <w:tcPr>
-            <w:tcW w:type="dxa" w:w="2498"/>
+            <w:tcW w:type="dxa" w:w="2049"/>
             <w:tcBorders>
               <w:top w:val="single" w:color="999999" w:sz="4"/>
               <w:left w:val="single" w:color="999999" w:sz="4"/>
@@ -21306,7 +21648,7 @@
       <w:tr>
         <w:tc>
           <w:tcPr>
-            <w:tcW w:type="dxa" w:w="2890"/>
+            <w:tcW w:type="dxa" w:w="2371"/>
             <w:tcBorders>
               <w:top w:val="single" w:color="999999" w:sz="4"/>
               <w:left w:val="single" w:color="999999" w:sz="4"/>
@@ -21335,7 +21677,7 @@
         </w:tc>
         <w:tc>
           <w:tcPr>
-            <w:tcW w:type="dxa" w:w="1642"/>
+            <w:tcW w:type="dxa" w:w="1347"/>
             <w:tcBorders>
               <w:top w:val="single" w:color="999999" w:sz="4"/>
               <w:left w:val="single" w:color="999999" w:sz="4"/>
@@ -21364,7 +21706,7 @@
         </w:tc>
         <w:tc>
           <w:tcPr>
-            <w:tcW w:type="dxa" w:w="1970"/>
+            <w:tcW w:type="dxa" w:w="3233"/>
             <w:tcBorders>
               <w:top w:val="single" w:color="999999" w:sz="4"/>
               <w:left w:val="single" w:color="999999" w:sz="4"/>
@@ -21393,7 +21735,7 @@
         </w:tc>
         <w:tc>
           <w:tcPr>
-            <w:tcW w:type="dxa" w:w="2498"/>
+            <w:tcW w:type="dxa" w:w="2049"/>
             <w:tcBorders>
               <w:top w:val="single" w:color="999999" w:sz="4"/>
               <w:left w:val="single" w:color="999999" w:sz="4"/>
@@ -21424,7 +21766,7 @@
       <w:tr>
         <w:tc>
           <w:tcPr>
-            <w:tcW w:type="dxa" w:w="2890"/>
+            <w:tcW w:type="dxa" w:w="2371"/>
             <w:tcBorders>
               <w:top w:val="single" w:color="999999" w:sz="4"/>
               <w:left w:val="single" w:color="999999" w:sz="4"/>
@@ -21453,7 +21795,7 @@
         </w:tc>
         <w:tc>
           <w:tcPr>
-            <w:tcW w:type="dxa" w:w="1642"/>
+            <w:tcW w:type="dxa" w:w="1347"/>
             <w:tcBorders>
               <w:top w:val="single" w:color="999999" w:sz="4"/>
               <w:left w:val="single" w:color="999999" w:sz="4"/>
@@ -21482,7 +21824,7 @@
         </w:tc>
         <w:tc>
           <w:tcPr>
-            <w:tcW w:type="dxa" w:w="1970"/>
+            <w:tcW w:type="dxa" w:w="3233"/>
             <w:tcBorders>
               <w:top w:val="single" w:color="999999" w:sz="4"/>
               <w:left w:val="single" w:color="999999" w:sz="4"/>
@@ -21511,7 +21853,7 @@
         </w:tc>
         <w:tc>
           <w:tcPr>
-            <w:tcW w:type="dxa" w:w="2498"/>
+            <w:tcW w:type="dxa" w:w="2049"/>
             <w:tcBorders>
               <w:top w:val="single" w:color="999999" w:sz="4"/>
               <w:left w:val="single" w:color="999999" w:sz="4"/>
@@ -21542,7 +21884,7 @@
       <w:tr>
         <w:tc>
           <w:tcPr>
-            <w:tcW w:type="dxa" w:w="2890"/>
+            <w:tcW w:type="dxa" w:w="2371"/>
             <w:tcBorders>
               <w:top w:val="single" w:color="999999" w:sz="4"/>
               <w:left w:val="single" w:color="999999" w:sz="4"/>
@@ -21571,7 +21913,7 @@
         </w:tc>
         <w:tc>
           <w:tcPr>
-            <w:tcW w:type="dxa" w:w="1642"/>
+            <w:tcW w:type="dxa" w:w="1347"/>
             <w:tcBorders>
               <w:top w:val="single" w:color="999999" w:sz="4"/>
               <w:left w:val="single" w:color="999999" w:sz="4"/>
@@ -21600,7 +21942,7 @@
         </w:tc>
         <w:tc>
           <w:tcPr>
-            <w:tcW w:type="dxa" w:w="1970"/>
+            <w:tcW w:type="dxa" w:w="3233"/>
             <w:tcBorders>
               <w:top w:val="single" w:color="999999" w:sz="4"/>
               <w:left w:val="single" w:color="999999" w:sz="4"/>
@@ -21629,7 +21971,7 @@
         </w:tc>
         <w:tc>
           <w:tcPr>
-            <w:tcW w:type="dxa" w:w="2498"/>
+            <w:tcW w:type="dxa" w:w="2049"/>
             <w:tcBorders>
               <w:top w:val="single" w:color="999999" w:sz="4"/>
               <w:left w:val="single" w:color="999999" w:sz="4"/>
@@ -21660,7 +22002,7 @@
       <w:tr>
         <w:tc>
           <w:tcPr>
-            <w:tcW w:type="dxa" w:w="2890"/>
+            <w:tcW w:type="dxa" w:w="2371"/>
             <w:tcBorders>
               <w:top w:val="single" w:color="999999" w:sz="4"/>
               <w:left w:val="single" w:color="999999" w:sz="4"/>
@@ -21689,7 +22031,7 @@
         </w:tc>
         <w:tc>
           <w:tcPr>
-            <w:tcW w:type="dxa" w:w="1642"/>
+            <w:tcW w:type="dxa" w:w="1347"/>
             <w:tcBorders>
               <w:top w:val="single" w:color="999999" w:sz="4"/>
               <w:left w:val="single" w:color="999999" w:sz="4"/>
@@ -21718,7 +22060,7 @@
         </w:tc>
         <w:tc>
           <w:tcPr>
-            <w:tcW w:type="dxa" w:w="1970"/>
+            <w:tcW w:type="dxa" w:w="3233"/>
             <w:tcBorders>
               <w:top w:val="single" w:color="999999" w:sz="4"/>
               <w:left w:val="single" w:color="999999" w:sz="4"/>
@@ -21747,7 +22089,7 @@
         </w:tc>
         <w:tc>
           <w:tcPr>
-            <w:tcW w:type="dxa" w:w="2498"/>
+            <w:tcW w:type="dxa" w:w="2049"/>
             <w:tcBorders>
               <w:top w:val="single" w:color="999999" w:sz="4"/>
               <w:left w:val="single" w:color="999999" w:sz="4"/>
@@ -21778,7 +22120,7 @@
       <w:tr>
         <w:tc>
           <w:tcPr>
-            <w:tcW w:type="dxa" w:w="2890"/>
+            <w:tcW w:type="dxa" w:w="2371"/>
             <w:tcBorders>
               <w:top w:val="single" w:color="999999" w:sz="4"/>
               <w:left w:val="single" w:color="999999" w:sz="4"/>
@@ -21807,7 +22149,7 @@
         </w:tc>
         <w:tc>
           <w:tcPr>
-            <w:tcW w:type="dxa" w:w="1642"/>
+            <w:tcW w:type="dxa" w:w="1347"/>
             <w:tcBorders>
               <w:top w:val="single" w:color="999999" w:sz="4"/>
               <w:left w:val="single" w:color="999999" w:sz="4"/>
@@ -21836,7 +22178,7 @@
         </w:tc>
         <w:tc>
           <w:tcPr>
-            <w:tcW w:type="dxa" w:w="1970"/>
+            <w:tcW w:type="dxa" w:w="3233"/>
             <w:tcBorders>
               <w:top w:val="single" w:color="999999" w:sz="4"/>
               <w:left w:val="single" w:color="999999" w:sz="4"/>
@@ -21865,7 +22207,7 @@
         </w:tc>
         <w:tc>
           <w:tcPr>
-            <w:tcW w:type="dxa" w:w="2498"/>
+            <w:tcW w:type="dxa" w:w="2049"/>
             <w:tcBorders>
               <w:top w:val="single" w:color="999999" w:sz="4"/>
               <w:left w:val="single" w:color="999999" w:sz="4"/>
@@ -21896,7 +22238,7 @@
       <w:tr>
         <w:tc>
           <w:tcPr>
-            <w:tcW w:type="dxa" w:w="2890"/>
+            <w:tcW w:type="dxa" w:w="2371"/>
             <w:tcBorders>
               <w:top w:val="single" w:color="999999" w:sz="4"/>
               <w:left w:val="single" w:color="999999" w:sz="4"/>
@@ -21925,7 +22267,7 @@
         </w:tc>
         <w:tc>
           <w:tcPr>
-            <w:tcW w:type="dxa" w:w="1642"/>
+            <w:tcW w:type="dxa" w:w="1347"/>
             <w:tcBorders>
               <w:top w:val="single" w:color="999999" w:sz="4"/>
               <w:left w:val="single" w:color="999999" w:sz="4"/>
@@ -21954,7 +22296,7 @@
         </w:tc>
         <w:tc>
           <w:tcPr>
-            <w:tcW w:type="dxa" w:w="1970"/>
+            <w:tcW w:type="dxa" w:w="3233"/>
             <w:tcBorders>
               <w:top w:val="single" w:color="999999" w:sz="4"/>
               <w:left w:val="single" w:color="999999" w:sz="4"/>
@@ -21983,7 +22325,7 @@
         </w:tc>
         <w:tc>
           <w:tcPr>
-            <w:tcW w:type="dxa" w:w="2498"/>
+            <w:tcW w:type="dxa" w:w="2049"/>
             <w:tcBorders>
               <w:top w:val="single" w:color="999999" w:sz="4"/>
               <w:left w:val="single" w:color="999999" w:sz="4"/>
@@ -22014,7 +22356,7 @@
       <w:tr>
         <w:tc>
           <w:tcPr>
-            <w:tcW w:type="dxa" w:w="2890"/>
+            <w:tcW w:type="dxa" w:w="2371"/>
             <w:tcBorders>
               <w:top w:val="single" w:color="999999" w:sz="4"/>
               <w:left w:val="single" w:color="999999" w:sz="4"/>
@@ -22043,7 +22385,7 @@
         </w:tc>
         <w:tc>
           <w:tcPr>
-            <w:tcW w:type="dxa" w:w="1642"/>
+            <w:tcW w:type="dxa" w:w="1347"/>
             <w:tcBorders>
               <w:top w:val="single" w:color="999999" w:sz="4"/>
               <w:left w:val="single" w:color="999999" w:sz="4"/>
@@ -22072,7 +22414,7 @@
         </w:tc>
         <w:tc>
           <w:tcPr>
-            <w:tcW w:type="dxa" w:w="1970"/>
+            <w:tcW w:type="dxa" w:w="3233"/>
             <w:tcBorders>
               <w:top w:val="single" w:color="999999" w:sz="4"/>
               <w:left w:val="single" w:color="999999" w:sz="4"/>
@@ -22101,7 +22443,7 @@
         </w:tc>
         <w:tc>
           <w:tcPr>
-            <w:tcW w:type="dxa" w:w="2498"/>
+            <w:tcW w:type="dxa" w:w="2049"/>
             <w:tcBorders>
               <w:top w:val="single" w:color="999999" w:sz="4"/>
               <w:left w:val="single" w:color="999999" w:sz="4"/>
@@ -22132,7 +22474,7 @@
       <w:tr>
         <w:tc>
           <w:tcPr>
-            <w:tcW w:type="dxa" w:w="2890"/>
+            <w:tcW w:type="dxa" w:w="2371"/>
             <w:tcBorders>
               <w:top w:val="single" w:color="999999" w:sz="4"/>
               <w:left w:val="single" w:color="999999" w:sz="4"/>
@@ -22161,7 +22503,7 @@
         </w:tc>
         <w:tc>
           <w:tcPr>
-            <w:tcW w:type="dxa" w:w="1642"/>
+            <w:tcW w:type="dxa" w:w="1347"/>
             <w:tcBorders>
               <w:top w:val="single" w:color="999999" w:sz="4"/>
               <w:left w:val="single" w:color="999999" w:sz="4"/>
@@ -22190,7 +22532,7 @@
         </w:tc>
         <w:tc>
           <w:tcPr>
-            <w:tcW w:type="dxa" w:w="1970"/>
+            <w:tcW w:type="dxa" w:w="3233"/>
             <w:tcBorders>
               <w:top w:val="single" w:color="999999" w:sz="4"/>
               <w:left w:val="single" w:color="999999" w:sz="4"/>
@@ -22219,7 +22561,7 @@
         </w:tc>
         <w:tc>
           <w:tcPr>
-            <w:tcW w:type="dxa" w:w="2498"/>
+            <w:tcW w:type="dxa" w:w="2049"/>
             <w:tcBorders>
               <w:top w:val="single" w:color="999999" w:sz="4"/>
               <w:left w:val="single" w:color="999999" w:sz="4"/>
@@ -22250,7 +22592,7 @@
       <w:tr>
         <w:tc>
           <w:tcPr>
-            <w:tcW w:type="dxa" w:w="2890"/>
+            <w:tcW w:type="dxa" w:w="2371"/>
             <w:tcBorders>
               <w:top w:val="single" w:color="999999" w:sz="4"/>
               <w:left w:val="single" w:color="999999" w:sz="4"/>
@@ -22279,7 +22621,7 @@
         </w:tc>
         <w:tc>
           <w:tcPr>
-            <w:tcW w:type="dxa" w:w="1642"/>
+            <w:tcW w:type="dxa" w:w="1347"/>
             <w:tcBorders>
               <w:top w:val="single" w:color="999999" w:sz="4"/>
               <w:left w:val="single" w:color="999999" w:sz="4"/>
@@ -22308,7 +22650,7 @@
         </w:tc>
         <w:tc>
           <w:tcPr>
-            <w:tcW w:type="dxa" w:w="1970"/>
+            <w:tcW w:type="dxa" w:w="3233"/>
             <w:tcBorders>
               <w:top w:val="single" w:color="999999" w:sz="4"/>
               <w:left w:val="single" w:color="999999" w:sz="4"/>
@@ -22337,7 +22679,7 @@
         </w:tc>
         <w:tc>
           <w:tcPr>
-            <w:tcW w:type="dxa" w:w="2498"/>
+            <w:tcW w:type="dxa" w:w="2049"/>
             <w:tcBorders>
               <w:top w:val="single" w:color="999999" w:sz="4"/>
               <w:left w:val="single" w:color="999999" w:sz="4"/>
@@ -22368,7 +22710,7 @@
       <w:tr>
         <w:tc>
           <w:tcPr>
-            <w:tcW w:type="dxa" w:w="2890"/>
+            <w:tcW w:type="dxa" w:w="2371"/>
             <w:tcBorders>
               <w:top w:val="single" w:color="999999" w:sz="4"/>
               <w:left w:val="single" w:color="999999" w:sz="4"/>
@@ -22397,7 +22739,7 @@
         </w:tc>
         <w:tc>
           <w:tcPr>
-            <w:tcW w:type="dxa" w:w="1642"/>
+            <w:tcW w:type="dxa" w:w="1347"/>
             <w:tcBorders>
               <w:top w:val="single" w:color="999999" w:sz="4"/>
               <w:left w:val="single" w:color="999999" w:sz="4"/>
@@ -22426,7 +22768,7 @@
         </w:tc>
         <w:tc>
           <w:tcPr>
-            <w:tcW w:type="dxa" w:w="1970"/>
+            <w:tcW w:type="dxa" w:w="3233"/>
             <w:tcBorders>
               <w:top w:val="single" w:color="999999" w:sz="4"/>
               <w:left w:val="single" w:color="999999" w:sz="4"/>
@@ -22455,7 +22797,7 @@
         </w:tc>
         <w:tc>
           <w:tcPr>
-            <w:tcW w:type="dxa" w:w="2498"/>
+            <w:tcW w:type="dxa" w:w="2049"/>
             <w:tcBorders>
               <w:top w:val="single" w:color="999999" w:sz="4"/>
               <w:left w:val="single" w:color="999999" w:sz="4"/>
@@ -22479,6 +22821,124 @@
                 <w:szCs w:val="18"/>
               </w:rPr>
               <w:t xml:space="preserve">SEC-07</w:t>
+            </w:r>
+          </w:p>
+        </w:tc>
+      </w:tr>
+      <w:tr>
+        <w:tc>
+          <w:tcPr>
+            <w:tcW w:type="dxa" w:w="2371"/>
+            <w:tcBorders>
+              <w:top w:val="single" w:color="999999" w:sz="4"/>
+              <w:left w:val="single" w:color="999999" w:sz="4"/>
+              <w:bottom w:val="single" w:color="999999" w:sz="4"/>
+              <w:right w:val="single" w:color="999999" w:sz="4"/>
+            </w:tcBorders>
+            <w:tcMar>
+              <w:top w:type="dxa" w:w="50"/>
+              <w:left w:type="dxa" w:w="80"/>
+              <w:bottom w:type="dxa" w:w="50"/>
+              <w:right w:type="dxa" w:w="80"/>
+            </w:tcMar>
+          </w:tcPr>
+          <w:p>
+            <w:pPr>
+              <w:spacing w:after="0"/>
+            </w:pPr>
+            <w:r>
+              <w:rPr>
+                <w:sz w:val="18"/>
+                <w:szCs w:val="18"/>
+              </w:rPr>
+              <w:t xml:space="preserve">BUSINESS_TIMEZONE</w:t>
+            </w:r>
+          </w:p>
+        </w:tc>
+        <w:tc>
+          <w:tcPr>
+            <w:tcW w:type="dxa" w:w="1347"/>
+            <w:tcBorders>
+              <w:top w:val="single" w:color="999999" w:sz="4"/>
+              <w:left w:val="single" w:color="999999" w:sz="4"/>
+              <w:bottom w:val="single" w:color="999999" w:sz="4"/>
+              <w:right w:val="single" w:color="999999" w:sz="4"/>
+            </w:tcBorders>
+            <w:tcMar>
+              <w:top w:type="dxa" w:w="50"/>
+              <w:left w:type="dxa" w:w="80"/>
+              <w:bottom w:type="dxa" w:w="50"/>
+              <w:right w:type="dxa" w:w="80"/>
+            </w:tcMar>
+          </w:tcPr>
+          <w:p>
+            <w:pPr>
+              <w:spacing w:after="0"/>
+            </w:pPr>
+            <w:r>
+              <w:rPr>
+                <w:sz w:val="18"/>
+                <w:szCs w:val="18"/>
+              </w:rPr>
+              <w:t xml:space="preserve">Asia/Tokyo</w:t>
+            </w:r>
+          </w:p>
+        </w:tc>
+        <w:tc>
+          <w:tcPr>
+            <w:tcW w:type="dxa" w:w="3233"/>
+            <w:tcBorders>
+              <w:top w:val="single" w:color="999999" w:sz="4"/>
+              <w:left w:val="single" w:color="999999" w:sz="4"/>
+              <w:bottom w:val="single" w:color="999999" w:sz="4"/>
+              <w:right w:val="single" w:color="999999" w:sz="4"/>
+            </w:tcBorders>
+            <w:tcMar>
+              <w:top w:type="dxa" w:w="50"/>
+              <w:left w:type="dxa" w:w="80"/>
+              <w:bottom w:type="dxa" w:w="50"/>
+              <w:right w:type="dxa" w:w="80"/>
+            </w:tcMar>
+          </w:tcPr>
+          <w:p>
+            <w:pPr>
+              <w:spacing w:after="0"/>
+            </w:pPr>
+            <w:r>
+              <w:rPr>
+                <w:sz w:val="18"/>
+                <w:szCs w:val="18"/>
+              </w:rPr>
+              <w:t xml:space="preserve">値引き期間の判定に用いる取引日の基準。Backend が UTC 現在時刻をこの TZ へ変換して作る</w:t>
+            </w:r>
+          </w:p>
+        </w:tc>
+        <w:tc>
+          <w:tcPr>
+            <w:tcW w:type="dxa" w:w="2049"/>
+            <w:tcBorders>
+              <w:top w:val="single" w:color="999999" w:sz="4"/>
+              <w:left w:val="single" w:color="999999" w:sz="4"/>
+              <w:bottom w:val="single" w:color="999999" w:sz="4"/>
+              <w:right w:val="single" w:color="999999" w:sz="4"/>
+            </w:tcBorders>
+            <w:tcMar>
+              <w:top w:type="dxa" w:w="50"/>
+              <w:left w:type="dxa" w:w="80"/>
+              <w:bottom w:type="dxa" w:w="50"/>
+              <w:right w:type="dxa" w:w="80"/>
+            </w:tcMar>
+          </w:tcPr>
+          <w:p>
+            <w:pPr>
+              <w:spacing w:after="0"/>
+            </w:pPr>
+            <w:r>
+              <w:rPr>
+                <w:sz w:val="18"/>
+                <w:szCs w:val="18"/>
+              </w:rPr>
+              <w:t xml:space="preserve">6.1</w:t>
             </w:r>
           </w:p>
         </w:tc>
@@ -32803,6 +33263,140 @@
                 <w:szCs w:val="18"/>
               </w:rPr>
               <w:t xml:space="preserve">要求忠実版として作成。前版（v1.1）から管理 API・現金決済・会計キャンセル・監査ログ・冪等キー・権限区分・ログアウト・ログイン試行制限・共有秘密ヘッダ・バックアップ等を除き、API を 27 本から 7 本に、テーブルを 10 から 8 に、図を 12 枚から 9 枚に整理。要求外の提案は ★ と 14.1 に集約</w:t>
+            </w:r>
+          </w:p>
+        </w:tc>
+      </w:tr>
+      <w:tr>
+        <w:tc>
+          <w:tcPr>
+            <w:tcW w:type="dxa" w:w="710"/>
+            <w:tcBorders>
+              <w:top w:val="single" w:color="999999" w:sz="4"/>
+              <w:left w:val="single" w:color="999999" w:sz="4"/>
+              <w:bottom w:val="single" w:color="999999" w:sz="4"/>
+              <w:right w:val="single" w:color="999999" w:sz="4"/>
+            </w:tcBorders>
+            <w:tcMar>
+              <w:top w:type="dxa" w:w="50"/>
+              <w:left w:type="dxa" w:w="80"/>
+              <w:bottom w:type="dxa" w:w="50"/>
+              <w:right w:type="dxa" w:w="80"/>
+            </w:tcMar>
+          </w:tcPr>
+          <w:p>
+            <w:pPr>
+              <w:spacing w:after="0"/>
+            </w:pPr>
+            <w:r>
+              <w:rPr>
+                <w:sz w:val="18"/>
+                <w:szCs w:val="18"/>
+              </w:rPr>
+              <w:t xml:space="preserve">v1.1</w:t>
+            </w:r>
+          </w:p>
+        </w:tc>
+        <w:tc>
+          <w:tcPr>
+            <w:tcW w:type="dxa" w:w="1184"/>
+            <w:tcBorders>
+              <w:top w:val="single" w:color="999999" w:sz="4"/>
+              <w:left w:val="single" w:color="999999" w:sz="4"/>
+              <w:bottom w:val="single" w:color="999999" w:sz="4"/>
+              <w:right w:val="single" w:color="999999" w:sz="4"/>
+            </w:tcBorders>
+            <w:tcMar>
+              <w:top w:type="dxa" w:w="50"/>
+              <w:left w:type="dxa" w:w="80"/>
+              <w:bottom w:type="dxa" w:w="50"/>
+              <w:right w:type="dxa" w:w="80"/>
+            </w:tcMar>
+          </w:tcPr>
+          <w:p>
+            <w:pPr>
+              <w:spacing w:after="0"/>
+            </w:pPr>
+            <w:r>
+              <w:rPr>
+                <w:sz w:val="18"/>
+                <w:szCs w:val="18"/>
+              </w:rPr>
+              <w:t xml:space="preserve">2026-09-09</w:t>
+            </w:r>
+          </w:p>
+        </w:tc>
+        <w:tc>
+          <w:tcPr>
+            <w:tcW w:type="dxa" w:w="7106"/>
+            <w:tcBorders>
+              <w:top w:val="single" w:color="999999" w:sz="4"/>
+              <w:left w:val="single" w:color="999999" w:sz="4"/>
+              <w:bottom w:val="single" w:color="999999" w:sz="4"/>
+              <w:right w:val="single" w:color="999999" w:sz="4"/>
+            </w:tcBorders>
+            <w:tcMar>
+              <w:top w:type="dxa" w:w="50"/>
+              <w:left w:type="dxa" w:w="80"/>
+              <w:bottom w:type="dxa" w:w="50"/>
+              <w:right w:type="dxa" w:w="80"/>
+            </w:tcMar>
+          </w:tcPr>
+          <w:p>
+            <w:pPr>
+              <w:spacing w:after="0"/>
+            </w:pPr>
+            <w:r>
+              <w:rPr>
+                <w:sz w:val="18"/>
+                <w:szCs w:val="18"/>
+              </w:rPr>
+              <w:t xml:space="preserve">レビュー指摘「値引き判定の取引日（JST）の生成元が未定義」を反映。取引日は Backend の PricingService が UTC 現在時刻を BUSINESS_TIMEZONE へ変換して 1 箇所で生成し、</w:t>
+            </w:r>
+            <w:r>
+              <w:rPr>
+                <w:rFonts w:ascii="Consolas" w:cs="Consolas" w:eastAsia="Consolas" w:hAnsi="Consolas"/>
+                <w:sz w:val="18"/>
+                <w:szCs w:val="18"/>
+              </w:rPr>
+              <w:t xml:space="preserve">date.today()</w:t>
+            </w:r>
+            <w:r>
+              <w:rPr>
+                <w:sz w:val="18"/>
+                <w:szCs w:val="18"/>
+              </w:rPr>
+              <w:t xml:space="preserve">・SQL の </w:t>
+            </w:r>
+            <w:r>
+              <w:rPr>
+                <w:rFonts w:ascii="Consolas" w:cs="Consolas" w:eastAsia="Consolas" w:hAnsi="Consolas"/>
+                <w:sz w:val="18"/>
+                <w:szCs w:val="18"/>
+              </w:rPr>
+              <w:t xml:space="preserve">CURDATE()</w:t>
+            </w:r>
+            <w:r>
+              <w:rPr>
+                <w:sz w:val="18"/>
+                <w:szCs w:val="18"/>
+              </w:rPr>
+              <w:t xml:space="preserve">・Frontend の時計を使わないことを 6.1・DB-4・7.4・9 章・10 章に明記。API-06 では取引時刻と取引日を同じ瞬間から作る。</w:t>
+            </w:r>
+            <w:r>
+              <w:rPr>
+                <w:rFonts w:ascii="Consolas" w:cs="Consolas" w:eastAsia="Consolas" w:hAnsi="Consolas"/>
+                <w:sz w:val="18"/>
+                <w:szCs w:val="18"/>
+              </w:rPr>
+              <w:t xml:space="preserve">Clock</w:t>
+            </w:r>
+            <w:r>
+              <w:rPr>
+                <w:sz w:val="18"/>
+                <w:szCs w:val="18"/>
+              </w:rPr>
+              <w:t xml:space="preserve"> 依存を追加し、JST 0:00 前後の境界テストを必須とした</w:t>
             </w:r>
           </w:p>
         </w:tc>

--- a/Lv2_簡易POSアプリ_設計仕様書_要求忠実版.docx
+++ b/Lv2_簡易POSアプリ_設計仕様書_要求忠実版.docx
@@ -19618,485 +19618,293 @@
         <w:t xml:space="preserve">8. シーケンス図</w:t>
       </w:r>
     </w:p>
-    <w:tbl>
-      <w:tblPr>
-        <w:tblW w:type="dxa" w:w="9000"/>
-        <w:tblBorders>
-          <w:top w:val="single" w:color="auto" w:sz="4"/>
-          <w:left w:val="single" w:color="auto" w:sz="4"/>
-          <w:bottom w:val="single" w:color="auto" w:sz="4"/>
-          <w:right w:val="single" w:color="auto" w:sz="4"/>
-          <w:insideH w:val="single" w:color="auto" w:sz="4"/>
-          <w:insideV w:val="single" w:color="auto" w:sz="4"/>
-        </w:tblBorders>
-      </w:tblPr>
-      <w:tblGrid>
-        <w:gridCol w:w="3319"/>
-        <w:gridCol w:w="4426"/>
-        <w:gridCol w:w="1255"/>
-      </w:tblGrid>
-      <w:tr>
-        <w:trPr>
-          <w:tblHeader/>
-        </w:trPr>
-        <w:tc>
-          <w:tcPr>
-            <w:tcW w:type="dxa" w:w="3319"/>
-            <w:tcBorders>
-              <w:top w:val="single" w:color="999999" w:sz="4"/>
-              <w:left w:val="single" w:color="999999" w:sz="4"/>
-              <w:bottom w:val="single" w:color="999999" w:sz="4"/>
-              <w:right w:val="single" w:color="999999" w:sz="4"/>
-            </w:tcBorders>
-            <w:shd w:fill="E8EDF3" w:val="clear"/>
-            <w:tcMar>
-              <w:top w:type="dxa" w:w="50"/>
-              <w:left w:type="dxa" w:w="80"/>
-              <w:bottom w:type="dxa" w:w="50"/>
-              <w:right w:type="dxa" w:w="80"/>
-            </w:tcMar>
-          </w:tcPr>
-          <w:p>
-            <w:pPr>
-              <w:spacing w:after="0"/>
-            </w:pPr>
-            <w:r>
-              <w:rPr>
-                <w:b/>
-                <w:bCs/>
-                <w:sz w:val="18"/>
-                <w:szCs w:val="18"/>
-              </w:rPr>
-              <w:t xml:space="preserve">図</w:t>
-            </w:r>
-          </w:p>
-        </w:tc>
-        <w:tc>
-          <w:tcPr>
-            <w:tcW w:type="dxa" w:w="4426"/>
-            <w:tcBorders>
-              <w:top w:val="single" w:color="999999" w:sz="4"/>
-              <w:left w:val="single" w:color="999999" w:sz="4"/>
-              <w:bottom w:val="single" w:color="999999" w:sz="4"/>
-              <w:right w:val="single" w:color="999999" w:sz="4"/>
-            </w:tcBorders>
-            <w:shd w:fill="E8EDF3" w:val="clear"/>
-            <w:tcMar>
-              <w:top w:type="dxa" w:w="50"/>
-              <w:left w:type="dxa" w:w="80"/>
-              <w:bottom w:type="dxa" w:w="50"/>
-              <w:right w:type="dxa" w:w="80"/>
-            </w:tcMar>
-          </w:tcPr>
-          <w:p>
-            <w:pPr>
-              <w:spacing w:after="0"/>
-            </w:pPr>
-            <w:r>
-              <w:rPr>
-                <w:b/>
-                <w:bCs/>
-                <w:sz w:val="18"/>
-                <w:szCs w:val="18"/>
-              </w:rPr>
-              <w:t xml:space="preserve">内容</w:t>
-            </w:r>
-          </w:p>
-        </w:tc>
-        <w:tc>
-          <w:tcPr>
-            <w:tcW w:type="dxa" w:w="1255"/>
-            <w:tcBorders>
-              <w:top w:val="single" w:color="999999" w:sz="4"/>
-              <w:left w:val="single" w:color="999999" w:sz="4"/>
-              <w:bottom w:val="single" w:color="999999" w:sz="4"/>
-              <w:right w:val="single" w:color="999999" w:sz="4"/>
-            </w:tcBorders>
-            <w:shd w:fill="E8EDF3" w:val="clear"/>
-            <w:tcMar>
-              <w:top w:type="dxa" w:w="50"/>
-              <w:left w:type="dxa" w:w="80"/>
-              <w:bottom w:type="dxa" w:w="50"/>
-              <w:right w:type="dxa" w:w="80"/>
-            </w:tcMar>
-          </w:tcPr>
-          <w:p>
-            <w:pPr>
-              <w:spacing w:after="0"/>
-            </w:pPr>
-            <w:r>
-              <w:rPr>
-                <w:b/>
-                <w:bCs/>
-                <w:sz w:val="18"/>
-                <w:szCs w:val="18"/>
-              </w:rPr>
-              <w:t xml:space="preserve">要件</w:t>
-            </w:r>
-          </w:p>
-        </w:tc>
-      </w:tr>
-      <w:tr>
-        <w:tc>
-          <w:tcPr>
-            <w:tcW w:type="dxa" w:w="3319"/>
-            <w:tcBorders>
-              <w:top w:val="single" w:color="999999" w:sz="4"/>
-              <w:left w:val="single" w:color="999999" w:sz="4"/>
-              <w:bottom w:val="single" w:color="999999" w:sz="4"/>
-              <w:right w:val="single" w:color="999999" w:sz="4"/>
-            </w:tcBorders>
-            <w:tcMar>
-              <w:top w:type="dxa" w:w="50"/>
-              <w:left w:type="dxa" w:w="80"/>
-              <w:bottom w:type="dxa" w:w="50"/>
-              <w:right w:type="dxa" w:w="80"/>
-            </w:tcMar>
-          </w:tcPr>
-          <w:p>
-            <w:pPr>
-              <w:spacing w:after="0"/>
-            </w:pPr>
-            <w:r>
-              <w:rPr>
-                <w:sz w:val="18"/>
-                <w:szCs w:val="18"/>
-              </w:rPr>
-              <w:t xml:space="preserve">![ログイン](sdr_fig08_1_ログイン.png)</w:t>
-            </w:r>
-          </w:p>
-        </w:tc>
-        <w:tc>
-          <w:tcPr>
-            <w:tcW w:type="dxa" w:w="4426"/>
-            <w:tcBorders>
-              <w:top w:val="single" w:color="999999" w:sz="4"/>
-              <w:left w:val="single" w:color="999999" w:sz="4"/>
-              <w:bottom w:val="single" w:color="999999" w:sz="4"/>
-              <w:right w:val="single" w:color="999999" w:sz="4"/>
-            </w:tcBorders>
-            <w:tcMar>
-              <w:top w:type="dxa" w:w="50"/>
-              <w:left w:type="dxa" w:w="80"/>
-              <w:bottom w:type="dxa" w:w="50"/>
-              <w:right w:type="dxa" w:w="80"/>
-            </w:tcMar>
-          </w:tcPr>
-          <w:p>
-            <w:pPr>
-              <w:spacing w:after="0"/>
-            </w:pPr>
-            <w:r>
-              <w:rPr>
-                <w:sz w:val="18"/>
-                <w:szCs w:val="18"/>
-              </w:rPr>
-              <w:t xml:space="preserve">8.1 ログイン。JWT を BFF が HttpOnly Cookie に格納。失敗時は同一文言で 401</w:t>
-            </w:r>
-          </w:p>
-        </w:tc>
-        <w:tc>
-          <w:tcPr>
-            <w:tcW w:type="dxa" w:w="1255"/>
-            <w:tcBorders>
-              <w:top w:val="single" w:color="999999" w:sz="4"/>
-              <w:left w:val="single" w:color="999999" w:sz="4"/>
-              <w:bottom w:val="single" w:color="999999" w:sz="4"/>
-              <w:right w:val="single" w:color="999999" w:sz="4"/>
-            </w:tcBorders>
-            <w:tcMar>
-              <w:top w:type="dxa" w:w="50"/>
-              <w:left w:type="dxa" w:w="80"/>
-              <w:bottom w:type="dxa" w:w="50"/>
-              <w:right w:type="dxa" w:w="80"/>
-            </w:tcMar>
-          </w:tcPr>
-          <w:p>
-            <w:pPr>
-              <w:spacing w:after="0"/>
-            </w:pPr>
-            <w:r>
-              <w:rPr>
-                <w:sz w:val="18"/>
-                <w:szCs w:val="18"/>
-              </w:rPr>
-              <w:t xml:space="preserve">FR-01, SEC-01〜03</w:t>
-            </w:r>
-          </w:p>
-        </w:tc>
-      </w:tr>
-      <w:tr>
-        <w:tc>
-          <w:tcPr>
-            <w:tcW w:type="dxa" w:w="3319"/>
-            <w:tcBorders>
-              <w:top w:val="single" w:color="999999" w:sz="4"/>
-              <w:left w:val="single" w:color="999999" w:sz="4"/>
-              <w:bottom w:val="single" w:color="999999" w:sz="4"/>
-              <w:right w:val="single" w:color="999999" w:sz="4"/>
-            </w:tcBorders>
-            <w:tcMar>
-              <w:top w:type="dxa" w:w="50"/>
-              <w:left w:type="dxa" w:w="80"/>
-              <w:bottom w:type="dxa" w:w="50"/>
-              <w:right w:type="dxa" w:w="80"/>
-            </w:tcMar>
-          </w:tcPr>
-          <w:p>
-            <w:pPr>
-              <w:spacing w:after="0"/>
-            </w:pPr>
-            <w:r>
-              <w:rPr>
-                <w:sz w:val="18"/>
-                <w:szCs w:val="18"/>
-              </w:rPr>
-              <w:t xml:space="preserve">![スキャン追加](sdr_fig08_2_スキャン追加.png)</w:t>
-            </w:r>
-          </w:p>
-        </w:tc>
-        <w:tc>
-          <w:tcPr>
-            <w:tcW w:type="dxa" w:w="4426"/>
-            <w:tcBorders>
-              <w:top w:val="single" w:color="999999" w:sz="4"/>
-              <w:left w:val="single" w:color="999999" w:sz="4"/>
-              <w:bottom w:val="single" w:color="999999" w:sz="4"/>
-              <w:right w:val="single" w:color="999999" w:sz="4"/>
-            </w:tcBorders>
-            <w:tcMar>
-              <w:top w:type="dxa" w:w="50"/>
-              <w:left w:type="dxa" w:w="80"/>
-              <w:bottom w:type="dxa" w:w="50"/>
-              <w:right w:type="dxa" w:w="80"/>
-            </w:tcMar>
-          </w:tcPr>
-          <w:p>
-            <w:pPr>
-              <w:spacing w:after="0"/>
-            </w:pPr>
-            <w:r>
-              <w:rPr>
-                <w:sz w:val="18"/>
-                <w:szCs w:val="18"/>
-              </w:rPr>
-              <w:t xml:space="preserve">8.2 スキャン → API-03 で検索 → 数量加算／新規行 → API-05 で再計算。未登録なら「マスタ未登録」</w:t>
-            </w:r>
-          </w:p>
-        </w:tc>
-        <w:tc>
-          <w:tcPr>
-            <w:tcW w:type="dxa" w:w="1255"/>
-            <w:tcBorders>
-              <w:top w:val="single" w:color="999999" w:sz="4"/>
-              <w:left w:val="single" w:color="999999" w:sz="4"/>
-              <w:bottom w:val="single" w:color="999999" w:sz="4"/>
-              <w:right w:val="single" w:color="999999" w:sz="4"/>
-            </w:tcBorders>
-            <w:tcMar>
-              <w:top w:type="dxa" w:w="50"/>
-              <w:left w:type="dxa" w:w="80"/>
-              <w:bottom w:type="dxa" w:w="50"/>
-              <w:right w:type="dxa" w:w="80"/>
-            </w:tcMar>
-          </w:tcPr>
-          <w:p>
-            <w:pPr>
-              <w:spacing w:after="0"/>
-            </w:pPr>
-            <w:r>
-              <w:rPr>
-                <w:sz w:val="18"/>
-                <w:szCs w:val="18"/>
-              </w:rPr>
-              <w:t xml:space="preserve">FR-03, FR-04</w:t>
-            </w:r>
-          </w:p>
-        </w:tc>
-      </w:tr>
-      <w:tr>
-        <w:tc>
-          <w:tcPr>
-            <w:tcW w:type="dxa" w:w="3319"/>
-            <w:tcBorders>
-              <w:top w:val="single" w:color="999999" w:sz="4"/>
-              <w:left w:val="single" w:color="999999" w:sz="4"/>
-              <w:bottom w:val="single" w:color="999999" w:sz="4"/>
-              <w:right w:val="single" w:color="999999" w:sz="4"/>
-            </w:tcBorders>
-            <w:tcMar>
-              <w:top w:type="dxa" w:w="50"/>
-              <w:left w:type="dxa" w:w="80"/>
-              <w:bottom w:type="dxa" w:w="50"/>
-              <w:right w:type="dxa" w:w="80"/>
-            </w:tcMar>
-          </w:tcPr>
-          <w:p>
-            <w:pPr>
-              <w:spacing w:after="0"/>
-            </w:pPr>
-            <w:r>
-              <w:rPr>
-                <w:sz w:val="18"/>
-                <w:szCs w:val="18"/>
-              </w:rPr>
-              <w:t xml:space="preserve">![会員値引き](sdr_fig08_3_会員値引き.png)</w:t>
-            </w:r>
-          </w:p>
-        </w:tc>
-        <w:tc>
-          <w:tcPr>
-            <w:tcW w:type="dxa" w:w="4426"/>
-            <w:tcBorders>
-              <w:top w:val="single" w:color="999999" w:sz="4"/>
-              <w:left w:val="single" w:color="999999" w:sz="4"/>
-              <w:bottom w:val="single" w:color="999999" w:sz="4"/>
-              <w:right w:val="single" w:color="999999" w:sz="4"/>
-            </w:tcBorders>
-            <w:tcMar>
-              <w:top w:type="dxa" w:w="50"/>
-              <w:left w:type="dxa" w:w="80"/>
-              <w:bottom w:type="dxa" w:w="50"/>
-              <w:right w:type="dxa" w:w="80"/>
-            </w:tcMar>
-          </w:tcPr>
-          <w:p>
-            <w:pPr>
-              <w:spacing w:after="0"/>
-            </w:pPr>
-            <w:r>
-              <w:rPr>
-                <w:sz w:val="18"/>
-                <w:szCs w:val="18"/>
-              </w:rPr>
-              <w:t xml:space="preserve">8.3 会員読み込み → API-04 → 登録済みの行を含めて API-05 を呼び直し、値引きを適用</w:t>
-            </w:r>
-          </w:p>
-        </w:tc>
-        <w:tc>
-          <w:tcPr>
-            <w:tcW w:type="dxa" w:w="1255"/>
-            <w:tcBorders>
-              <w:top w:val="single" w:color="999999" w:sz="4"/>
-              <w:left w:val="single" w:color="999999" w:sz="4"/>
-              <w:bottom w:val="single" w:color="999999" w:sz="4"/>
-              <w:right w:val="single" w:color="999999" w:sz="4"/>
-            </w:tcBorders>
-            <w:tcMar>
-              <w:top w:type="dxa" w:w="50"/>
-              <w:left w:type="dxa" w:w="80"/>
-              <w:bottom w:type="dxa" w:w="50"/>
-              <w:right w:type="dxa" w:w="80"/>
-            </w:tcMar>
-          </w:tcPr>
-          <w:p>
-            <w:pPr>
-              <w:spacing w:after="0"/>
-            </w:pPr>
-            <w:r>
-              <w:rPr>
-                <w:sz w:val="18"/>
-                <w:szCs w:val="18"/>
-              </w:rPr>
-              <w:t xml:space="preserve">FR-02, FR-06-7</w:t>
-            </w:r>
-          </w:p>
-        </w:tc>
-      </w:tr>
-      <w:tr>
-        <w:tc>
-          <w:tcPr>
-            <w:tcW w:type="dxa" w:w="3319"/>
-            <w:tcBorders>
-              <w:top w:val="single" w:color="999999" w:sz="4"/>
-              <w:left w:val="single" w:color="999999" w:sz="4"/>
-              <w:bottom w:val="single" w:color="999999" w:sz="4"/>
-              <w:right w:val="single" w:color="999999" w:sz="4"/>
-            </w:tcBorders>
-            <w:tcMar>
-              <w:top w:type="dxa" w:w="50"/>
-              <w:left w:type="dxa" w:w="80"/>
-              <w:bottom w:type="dxa" w:w="50"/>
-              <w:right w:type="dxa" w:w="80"/>
-            </w:tcMar>
-          </w:tcPr>
-          <w:p>
-            <w:pPr>
-              <w:spacing w:after="0"/>
-            </w:pPr>
-            <w:r>
-              <w:rPr>
-                <w:sz w:val="18"/>
-                <w:szCs w:val="18"/>
-              </w:rPr>
-              <w:t xml:space="preserve">![購入確定](sdr_fig08_4_購入確定.png)</w:t>
-            </w:r>
-          </w:p>
-        </w:tc>
-        <w:tc>
-          <w:tcPr>
-            <w:tcW w:type="dxa" w:w="4426"/>
-            <w:tcBorders>
-              <w:top w:val="single" w:color="999999" w:sz="4"/>
-              <w:left w:val="single" w:color="999999" w:sz="4"/>
-              <w:bottom w:val="single" w:color="999999" w:sz="4"/>
-              <w:right w:val="single" w:color="999999" w:sz="4"/>
-            </w:tcBorders>
-            <w:tcMar>
-              <w:top w:type="dxa" w:w="50"/>
-              <w:left w:type="dxa" w:w="80"/>
-              <w:bottom w:type="dxa" w:w="50"/>
-              <w:right w:type="dxa" w:w="80"/>
-            </w:tcMar>
-          </w:tcPr>
-          <w:p>
-            <w:pPr>
-              <w:spacing w:after="0"/>
-            </w:pPr>
-            <w:r>
-              <w:rPr>
-                <w:sz w:val="18"/>
-                <w:szCs w:val="18"/>
-              </w:rPr>
-              <w:t xml:space="preserve">8.4 購入ボタン → API-06 が再計算・照合 → 一致なら 1 トランザクションで保存 → ポップアップ → 閉じてクリア</w:t>
-            </w:r>
-          </w:p>
-        </w:tc>
-        <w:tc>
-          <w:tcPr>
-            <w:tcW w:type="dxa" w:w="1255"/>
-            <w:tcBorders>
-              <w:top w:val="single" w:color="999999" w:sz="4"/>
-              <w:left w:val="single" w:color="999999" w:sz="4"/>
-              <w:bottom w:val="single" w:color="999999" w:sz="4"/>
-              <w:right w:val="single" w:color="999999" w:sz="4"/>
-            </w:tcBorders>
-            <w:tcMar>
-              <w:top w:type="dxa" w:w="50"/>
-              <w:left w:type="dxa" w:w="80"/>
-              <w:bottom w:type="dxa" w:w="50"/>
-              <w:right w:type="dxa" w:w="80"/>
-            </w:tcMar>
-          </w:tcPr>
-          <w:p>
-            <w:pPr>
-              <w:spacing w:after="0"/>
-            </w:pPr>
-            <w:r>
-              <w:rPr>
-                <w:sz w:val="18"/>
-                <w:szCs w:val="18"/>
-              </w:rPr>
-              <w:t xml:space="preserve">FR-08, SEC-05</w:t>
-            </w:r>
-          </w:p>
-        </w:tc>
-      </w:tr>
-    </w:tbl>
     <w:p>
       <w:pPr>
-        <w:spacing w:after="60"/>
+        <w:pStyle w:val="Heading2"/>
+        <w:spacing w:after="120" w:before="200"/>
       </w:pPr>
+      <w:r>
+        <w:rPr>
+          <w:b/>
+          <w:bCs/>
+          <w:sz w:val="24"/>
+          <w:szCs w:val="24"/>
+        </w:rPr>
+        <w:t xml:space="preserve">8.1 ログイン</w:t>
+      </w:r>
+    </w:p>
+    <w:p>
+      <w:pPr>
+        <w:spacing w:after="120" w:before="120"/>
+      </w:pPr>
+      <w:r>
+        <w:drawing>
+          <wp:inline distT="0" distB="0" distL="0" distR="0">
+            <wp:extent cx="5715000" cy="4810125"/>
+            <wp:effectExtent t="0" r="0" b="0" l="0"/>
+            <wp:docPr id="1" name="" descr="" title=""/>
+            <wp:cNvGraphicFramePr>
+              <a:graphicFrameLocks xmlns:a="http://schemas.openxmlformats.org/drawingml/2006/main" noChangeAspect="1"/>
+            </wp:cNvGraphicFramePr>
+            <a:graphic xmlns:a="http://schemas.openxmlformats.org/drawingml/2006/main">
+              <a:graphicData uri="http://schemas.openxmlformats.org/drawingml/2006/picture">
+                <pic:pic xmlns:pic="http://schemas.openxmlformats.org/drawingml/2006/picture">
+                  <pic:nvPicPr>
+                    <pic:cNvPr id="0" name="" descr=""/>
+                    <pic:cNvPicPr>
+                      <a:picLocks noChangeAspect="1" noChangeArrowheads="1"/>
+                    </pic:cNvPicPr>
+                  </pic:nvPicPr>
+                  <pic:blipFill>
+                    <a:blip r:embed="rId12" cstate="none"/>
+                    <a:srcRect/>
+                    <a:stretch>
+                      <a:fillRect/>
+                    </a:stretch>
+                  </pic:blipFill>
+                  <pic:spPr bwMode="auto">
+                    <a:xfrm>
+                      <a:off x="0" y="0"/>
+                      <a:ext cx="5715000" cy="4810125"/>
+                    </a:xfrm>
+                    <a:prstGeom prst="rect">
+                      <a:avLst/>
+                    </a:prstGeom>
+                  </pic:spPr>
+                </pic:pic>
+              </a:graphicData>
+            </a:graphic>
+          </wp:inline>
+        </w:drawing>
+      </w:r>
+    </w:p>
+    <w:p>
+      <w:pPr>
+        <w:spacing w:after="120"/>
+      </w:pPr>
+      <w:r>
+        <w:rPr>
+          <w:sz w:val="20"/>
+          <w:szCs w:val="20"/>
+        </w:rPr>
+        <w:t xml:space="preserve">JWT を BFF が HttpOnly Cookie に格納する。失敗時は ID 不存在・パスワード不一致を区別せず同一文言で 401（FR-01, SEC-01〜03）。</w:t>
+      </w:r>
+    </w:p>
+    <w:p>
+      <w:pPr>
+        <w:pStyle w:val="Heading2"/>
+        <w:spacing w:after="120" w:before="200"/>
+      </w:pPr>
+      <w:r>
+        <w:rPr>
+          <w:b/>
+          <w:bCs/>
+          <w:sz w:val="24"/>
+          <w:szCs w:val="24"/>
+        </w:rPr>
+        <w:t xml:space="preserve">8.2 スキャンから購入リスト追加</w:t>
+      </w:r>
+    </w:p>
+    <w:p>
+      <w:pPr>
+        <w:spacing w:after="120" w:before="120"/>
+      </w:pPr>
+      <w:r>
+        <w:drawing>
+          <wp:inline distT="0" distB="0" distL="0" distR="0">
+            <wp:extent cx="5715000" cy="5619750"/>
+            <wp:effectExtent t="0" r="0" b="0" l="0"/>
+            <wp:docPr id="1" name="" descr="" title=""/>
+            <wp:cNvGraphicFramePr>
+              <a:graphicFrameLocks xmlns:a="http://schemas.openxmlformats.org/drawingml/2006/main" noChangeAspect="1"/>
+            </wp:cNvGraphicFramePr>
+            <a:graphic xmlns:a="http://schemas.openxmlformats.org/drawingml/2006/main">
+              <a:graphicData uri="http://schemas.openxmlformats.org/drawingml/2006/picture">
+                <pic:pic xmlns:pic="http://schemas.openxmlformats.org/drawingml/2006/picture">
+                  <pic:nvPicPr>
+                    <pic:cNvPr id="0" name="" descr=""/>
+                    <pic:cNvPicPr>
+                      <a:picLocks noChangeAspect="1" noChangeArrowheads="1"/>
+                    </pic:cNvPicPr>
+                  </pic:nvPicPr>
+                  <pic:blipFill>
+                    <a:blip r:embed="rId13" cstate="none"/>
+                    <a:srcRect/>
+                    <a:stretch>
+                      <a:fillRect/>
+                    </a:stretch>
+                  </pic:blipFill>
+                  <pic:spPr bwMode="auto">
+                    <a:xfrm>
+                      <a:off x="0" y="0"/>
+                      <a:ext cx="5715000" cy="5619750"/>
+                    </a:xfrm>
+                    <a:prstGeom prst="rect">
+                      <a:avLst/>
+                    </a:prstGeom>
+                  </pic:spPr>
+                </pic:pic>
+              </a:graphicData>
+            </a:graphic>
+          </wp:inline>
+        </w:drawing>
+      </w:r>
+    </w:p>
+    <w:p>
+      <w:pPr>
+        <w:spacing w:after="120"/>
+      </w:pPr>
+      <w:r>
+        <w:rPr>
+          <w:sz w:val="20"/>
+          <w:szCs w:val="20"/>
+        </w:rPr>
+        <w:t xml:space="preserve">スキャン → API-03 で検索 → 数量加算／新規行 → API-05 で再計算。未登録なら「商品がマスタ未登録です」（FR-03, FR-04）。</w:t>
+      </w:r>
+    </w:p>
+    <w:p>
+      <w:pPr>
+        <w:pStyle w:val="Heading2"/>
+        <w:spacing w:after="120" w:before="200"/>
+      </w:pPr>
+      <w:r>
+        <w:rPr>
+          <w:b/>
+          <w:bCs/>
+          <w:sz w:val="24"/>
+          <w:szCs w:val="24"/>
+        </w:rPr>
+        <w:t xml:space="preserve">8.3 会員読み込みと値引きの適用</w:t>
+      </w:r>
+    </w:p>
+    <w:p>
+      <w:pPr>
+        <w:spacing w:after="120" w:before="120"/>
+      </w:pPr>
+      <w:r>
+        <w:drawing>
+          <wp:inline distT="0" distB="0" distL="0" distR="0">
+            <wp:extent cx="5715000" cy="5038725"/>
+            <wp:effectExtent t="0" r="0" b="0" l="0"/>
+            <wp:docPr id="1" name="" descr="" title=""/>
+            <wp:cNvGraphicFramePr>
+              <a:graphicFrameLocks xmlns:a="http://schemas.openxmlformats.org/drawingml/2006/main" noChangeAspect="1"/>
+            </wp:cNvGraphicFramePr>
+            <a:graphic xmlns:a="http://schemas.openxmlformats.org/drawingml/2006/main">
+              <a:graphicData uri="http://schemas.openxmlformats.org/drawingml/2006/picture">
+                <pic:pic xmlns:pic="http://schemas.openxmlformats.org/drawingml/2006/picture">
+                  <pic:nvPicPr>
+                    <pic:cNvPr id="0" name="" descr=""/>
+                    <pic:cNvPicPr>
+                      <a:picLocks noChangeAspect="1" noChangeArrowheads="1"/>
+                    </pic:cNvPicPr>
+                  </pic:nvPicPr>
+                  <pic:blipFill>
+                    <a:blip r:embed="rId14" cstate="none"/>
+                    <a:srcRect/>
+                    <a:stretch>
+                      <a:fillRect/>
+                    </a:stretch>
+                  </pic:blipFill>
+                  <pic:spPr bwMode="auto">
+                    <a:xfrm>
+                      <a:off x="0" y="0"/>
+                      <a:ext cx="5715000" cy="5038725"/>
+                    </a:xfrm>
+                    <a:prstGeom prst="rect">
+                      <a:avLst/>
+                    </a:prstGeom>
+                  </pic:spPr>
+                </pic:pic>
+              </a:graphicData>
+            </a:graphic>
+          </wp:inline>
+        </w:drawing>
+      </w:r>
+    </w:p>
+    <w:p>
+      <w:pPr>
+        <w:spacing w:after="120"/>
+      </w:pPr>
+      <w:r>
+        <w:rPr>
+          <w:sz w:val="20"/>
+          <w:szCs w:val="20"/>
+        </w:rPr>
+        <w:t xml:space="preserve">会員読み込み → API-04 → 登録済みの行を含めて API-05 を呼び直し、値引きを適用（FR-02, FR-06-7）。</w:t>
+      </w:r>
+    </w:p>
+    <w:p>
+      <w:pPr>
+        <w:pStyle w:val="Heading2"/>
+        <w:spacing w:after="120" w:before="200"/>
+      </w:pPr>
+      <w:r>
+        <w:rPr>
+          <w:b/>
+          <w:bCs/>
+          <w:sz w:val="24"/>
+          <w:szCs w:val="24"/>
+        </w:rPr>
+        <w:t xml:space="preserve">8.4 購入確定</w:t>
+      </w:r>
+    </w:p>
+    <w:p>
+      <w:pPr>
+        <w:spacing w:after="120" w:before="120"/>
+      </w:pPr>
+      <w:r>
+        <w:drawing>
+          <wp:inline distT="0" distB="0" distL="0" distR="0">
+            <wp:extent cx="5715000" cy="4972050"/>
+            <wp:effectExtent t="0" r="0" b="0" l="0"/>
+            <wp:docPr id="1" name="" descr="" title=""/>
+            <wp:cNvGraphicFramePr>
+              <a:graphicFrameLocks xmlns:a="http://schemas.openxmlformats.org/drawingml/2006/main" noChangeAspect="1"/>
+            </wp:cNvGraphicFramePr>
+            <a:graphic xmlns:a="http://schemas.openxmlformats.org/drawingml/2006/main">
+              <a:graphicData uri="http://schemas.openxmlformats.org/drawingml/2006/picture">
+                <pic:pic xmlns:pic="http://schemas.openxmlformats.org/drawingml/2006/picture">
+                  <pic:nvPicPr>
+                    <pic:cNvPr id="0" name="" descr=""/>
+                    <pic:cNvPicPr>
+                      <a:picLocks noChangeAspect="1" noChangeArrowheads="1"/>
+                    </pic:cNvPicPr>
+                  </pic:nvPicPr>
+                  <pic:blipFill>
+                    <a:blip r:embed="rId15" cstate="none"/>
+                    <a:srcRect/>
+                    <a:stretch>
+                      <a:fillRect/>
+                    </a:stretch>
+                  </pic:blipFill>
+                  <pic:spPr bwMode="auto">
+                    <a:xfrm>
+                      <a:off x="0" y="0"/>
+                      <a:ext cx="5715000" cy="4972050"/>
+                    </a:xfrm>
+                    <a:prstGeom prst="rect">
+                      <a:avLst/>
+                    </a:prstGeom>
+                  </pic:spPr>
+                </pic:pic>
+              </a:graphicData>
+            </a:graphic>
+          </wp:inline>
+        </w:drawing>
+      </w:r>
+    </w:p>
+    <w:p>
+      <w:pPr>
+        <w:spacing w:after="120"/>
+      </w:pPr>
+      <w:r>
+        <w:rPr>
+          <w:sz w:val="20"/>
+          <w:szCs w:val="20"/>
+        </w:rPr>
+        <w:t xml:space="preserve">購入ボタン → API-06 が取引日を 1 回取得して再計算・照合（6.1） → 一致なら 1 トランザクションで保存 → ポップアップに税込・税抜合計 → 閉じてクリア（FR-08, SEC-05）。</w:t>
+      </w:r>
     </w:p>
     <w:p>
       <w:pPr>
@@ -20139,7 +19947,7 @@
                     </pic:cNvPicPr>
                   </pic:nvPicPr>
                   <pic:blipFill>
-                    <a:blip r:embed="rId12" cstate="none"/>
+                    <a:blip r:embed="rId16" cstate="none"/>
                     <a:srcRect/>
                     <a:stretch>
                       <a:fillRect/>
